--- a/Loan_Business_Profitability_Analysis_Report.docx
+++ b/Loan_Business_Profitability_Analysis_Report.docx
@@ -290,7 +290,11 @@
           <w:tcPr>
             <w:tcW w:w="5112" w:type="dxa"/>
           </w:tcPr>
-          <w:p/>
+          <w:p>
+            <w:r>
+              <w:t>Tufan Bera</w:t>
+            </w:r>
+          </w:p>
         </w:tc>
       </w:tr>
       <w:tr>
@@ -314,7 +318,16 @@
           <w:tcPr>
             <w:tcW w:w="5112" w:type="dxa"/>
           </w:tcPr>
-          <w:p/>
+          <w:p>
+            <w:hyperlink r:id="rId8" w:history="1">
+              <w:r>
+                <w:rPr>
+                  <w:rStyle w:val="Hyperlink"/>
+                </w:rPr>
+                <w:t>https://github.com/Tufanbera/Loan-Portfolio-Profitability-Risk-Analytics/tree/main</w:t>
+              </w:r>
+            </w:hyperlink>
+          </w:p>
         </w:tc>
       </w:tr>
     </w:tbl>
@@ -972,7 +985,7 @@
                     <pic:cNvPicPr/>
                   </pic:nvPicPr>
                   <pic:blipFill>
-                    <a:blip r:embed="rId8"/>
+                    <a:blip r:embed="rId9"/>
                     <a:stretch>
                       <a:fillRect/>
                     </a:stretch>
@@ -1072,7 +1085,7 @@
                     <pic:cNvPicPr/>
                   </pic:nvPicPr>
                   <pic:blipFill>
-                    <a:blip r:embed="rId9"/>
+                    <a:blip r:embed="rId10"/>
                     <a:stretch>
                       <a:fillRect/>
                     </a:stretch>
@@ -1172,7 +1185,7 @@
                     <pic:cNvPicPr/>
                   </pic:nvPicPr>
                   <pic:blipFill>
-                    <a:blip r:embed="rId10"/>
+                    <a:blip r:embed="rId11"/>
                     <a:stretch>
                       <a:fillRect/>
                     </a:stretch>
@@ -1272,7 +1285,7 @@
                     <pic:cNvPicPr/>
                   </pic:nvPicPr>
                   <pic:blipFill>
-                    <a:blip r:embed="rId11"/>
+                    <a:blip r:embed="rId12"/>
                     <a:stretch>
                       <a:fillRect/>
                     </a:stretch>
@@ -1377,7 +1390,7 @@
                     <pic:cNvPicPr/>
                   </pic:nvPicPr>
                   <pic:blipFill>
-                    <a:blip r:embed="rId12"/>
+                    <a:blip r:embed="rId13"/>
                     <a:stretch>
                       <a:fillRect/>
                     </a:stretch>
@@ -2308,7 +2321,7 @@
     </w:tbl>
     <w:p/>
     <w:sectPr>
-      <w:footerReference w:type="default" r:id="rId13"/>
+      <w:footerReference w:type="default" r:id="rId14"/>
       <w:pgSz w:w="12240" w:h="15840"/>
       <w:pgMar w:top="936" w:right="1008" w:bottom="936" w:left="1008" w:header="720" w:footer="720" w:gutter="0"/>
       <w:cols w:space="720"/>
@@ -3199,6 +3212,7 @@
   <w:style w:type="character" w:default="1" w:styleId="DefaultParagraphFont">
     <w:name w:val="Default Paragraph Font"/>
     <w:uiPriority w:val="1"/>
+    <w:semiHidden/>
     <w:unhideWhenUsed/>
   </w:style>
   <w:style w:type="table" w:default="1" w:styleId="TableNormal">
@@ -13965,6 +13979,29 @@
         <w:shd w:val="clear" w:color="auto" w:fill="FBCAA2" w:themeFill="accent6" w:themeFillTint="7F"/>
       </w:tcPr>
     </w:tblStylePr>
+  </w:style>
+  <w:style w:type="character" w:styleId="Hyperlink">
+    <w:name w:val="Hyperlink"/>
+    <w:basedOn w:val="DefaultParagraphFont"/>
+    <w:uiPriority w:val="99"/>
+    <w:unhideWhenUsed/>
+    <w:rsid w:val="005E1414"/>
+    <w:rPr>
+      <w:color w:val="0000FF" w:themeColor="hyperlink"/>
+      <w:u w:val="single"/>
+    </w:rPr>
+  </w:style>
+  <w:style w:type="character" w:styleId="UnresolvedMention">
+    <w:name w:val="Unresolved Mention"/>
+    <w:basedOn w:val="DefaultParagraphFont"/>
+    <w:uiPriority w:val="99"/>
+    <w:semiHidden/>
+    <w:unhideWhenUsed/>
+    <w:rsid w:val="005E1414"/>
+    <w:rPr>
+      <w:color w:val="605E5C"/>
+      <w:shd w:val="clear" w:color="auto" w:fill="E1DFDD"/>
+    </w:rPr>
   </w:style>
 </w:styles>
 </file>

--- a/Loan_Business_Profitability_Analysis_Report.docx
+++ b/Loan_Business_Profitability_Analysis_Report.docx
@@ -292,7 +292,13 @@
           </w:tcPr>
           <w:p>
             <w:r>
-              <w:t>Tufan Bera</w:t>
+              <w:t>Tufan</w:t>
+            </w:r>
+            <w:r>
+              <w:t>b</w:t>
+            </w:r>
+            <w:r>
+              <w:t>era</w:t>
             </w:r>
           </w:p>
         </w:tc>
